--- a/en/scientists/CV/Word/Mammadov_Agamali_CV_EN.docx
+++ b/en/scientists/CV/Word/Mammadov_Agamali_CV_EN.docx
@@ -377,7 +377,7 @@
           <w:sz w:val="21"/>
           <w:szCs w:val="21"/>
         </w:rPr>
-        <w:t>Agamali Mammadov is professor and head of the Department of Sociology of Communication Systems at the Faculty of Sociology of Lomonosov Moscow State University, where he has worked since September 2009. He graduated with honors from the Faculty of Philosophy of the same university in 1980, with a qualification in sociology, and also holds a qualification in law. He received the Doctor of Sociological Sciences degree in 1998 and the title of professor in 2000. The CV states an h-index of 44, more than 52 monographs and textbooks, and supervision of 25 candidates of sciences and 3 doctors of sciences.</w:t>
+        <w:t>Agamali Mammadov is professor and head of the Department of Sociology of Communication Systems at the Faculty of Sociology of Lomonosov Moscow State University, where he has worked since September 2009. He graduated with honors from the Faculty of Philosophy of the same university in 1980, with a qualification in sociology, and also holds a qualification in law. He received the Doctor of Sociological Sciences degree in 1998 and the title of professor in 2000. h-index 44; published more than 52 monographs and textbooks; supervised 25 candidates of sciences and 3 doctors of sciences.</w:t>
       </w:r>
     </w:p>
     <w:p>
@@ -1303,7 +1303,7 @@
                 <w:sz w:val="21"/>
                 <w:szCs w:val="21"/>
               </w:rPr>
-              <w:t>CV</w:t>
+              <w:t>Self-reported</w:t>
             </w:r>
           </w:p>
         </w:tc>
@@ -1407,7 +1407,7 @@
                 <w:sz w:val="21"/>
                 <w:szCs w:val="21"/>
               </w:rPr>
-              <w:t>CV</w:t>
+              <w:t>Self-reported</w:t>
             </w:r>
           </w:p>
         </w:tc>
